--- a/Remarques sur interfaces Suivi de prêt et acte.docx
+++ b/Remarques sur interfaces Suivi de prêt et acte.docx
@@ -40,6 +40,9 @@
       <w:r>
         <w:t xml:space="preserve"> à partir de l’interface « Suivi de prêt »</w:t>
       </w:r>
+      <w:r>
+        <w:t> : FAIT</w:t>
+      </w:r>
     </w:p>
     <w:p>
       <w:pPr>
@@ -58,6 +61,9 @@
       <w:r>
         <w:t xml:space="preserve"> en notant « acquisition avec fonds personnels »</w:t>
       </w:r>
+      <w:r>
+        <w:t> : FAIT</w:t>
+      </w:r>
     </w:p>
     <w:p/>
     <w:p>
@@ -83,7 +89,40 @@
       <w:r>
         <w:t>our banque ou courtier, on doit pouvoir mettre les coordonnées, disponible à l’export PDF, et aussi dans une fenêtre qui s’affiche si l’on clique dessus à partir de l’interface « Suivi de prêt »</w:t>
       </w:r>
+      <w:r>
+        <w:t> : FAIT</w:t>
+      </w:r>
     </w:p>
+    <w:p/>
+    <w:p>
+      <w:r>
+        <w:t>Remarques sur interface Suivi de prêt</w:t>
+      </w:r>
+      <w:r>
+        <w:t> :</w:t>
+      </w:r>
+    </w:p>
+    <w:p>
+      <w:pPr>
+        <w:pStyle w:val="Paragraphedeliste"/>
+        <w:numPr>
+          <w:ilvl w:val="0"/>
+          <w:numId w:val="3"/>
+        </w:numPr>
+      </w:pPr>
+      <w:r>
+        <w:t xml:space="preserve">Si je note un mauvais numéro (8 chiffres par exemple), cela ne s’enregistre pas mais je n’ai pas de message d’erreur. Reprend le même principe de sécurisation que les entreprises pour téléphone, commune, code postal, sans qu’il y </w:t>
+      </w:r>
+      <w:proofErr w:type="gramStart"/>
+      <w:r>
+        <w:t>a</w:t>
+      </w:r>
+      <w:proofErr w:type="gramEnd"/>
+      <w:r>
+        <w:t xml:space="preserve"> de bug non plus s’il y a un message d’erreur.</w:t>
+      </w:r>
+    </w:p>
+    <w:p/>
     <w:p/>
     <w:sectPr>
       <w:pgSz w:w="11906" w:h="16838"/>
@@ -98,6 +137,95 @@
 <file path=word/numbering.xml><?xml version="1.0" encoding="utf-8"?>
 <w:numbering xmlns:wpc="http://schemas.microsoft.com/office/word/2010/wordprocessingCanvas" xmlns:cx="http://schemas.microsoft.com/office/drawing/2014/chartex" xmlns:cx1="http://schemas.microsoft.com/office/drawing/2015/9/8/chartex" xmlns:cx2="http://schemas.microsoft.com/office/drawing/2015/10/21/chartex" xmlns:cx3="http://schemas.microsoft.com/office/drawing/2016/5/9/chartex" xmlns:cx4="http://schemas.microsoft.com/office/drawing/2016/5/10/chartex" xmlns:cx5="http://schemas.microsoft.com/office/drawing/2016/5/11/chartex" xmlns:cx6="http://schemas.microsoft.com/office/drawing/2016/5/12/chartex" xmlns:cx7="http://schemas.microsoft.com/office/drawing/2016/5/13/chartex" xmlns:cx8="http://schemas.microsoft.com/office/drawing/2016/5/14/chartex" xmlns:mc="http://schemas.openxmlformats.org/markup-compatibility/2006" xmlns:aink="http://schemas.microsoft.com/office/drawing/2016/ink" xmlns:am3d="http://schemas.microsoft.com/office/drawing/2017/model3d" xmlns:o="urn:schemas-microsoft-com:office:office" xmlns:oel="http://schemas.microsoft.com/office/2019/extlst" xmlns:r="http://schemas.openxmlformats.org/officeDocument/2006/relationships" xmlns:m="http://schemas.openxmlformats.org/officeDocument/2006/math" xmlns:v="urn:schemas-microsoft-com:vml" xmlns:wp14="http://schemas.microsoft.com/office/word/2010/wordprocessingDrawing" xmlns:wp="http://schemas.openxmlformats.org/drawingml/2006/wordprocessingDrawing" xmlns:w10="urn:schemas-microsoft-com:office:word" xmlns:w="http://schemas.openxmlformats.org/wordprocessingml/2006/main" xmlns:w14="http://schemas.microsoft.com/office/word/2010/wordml" xmlns:w15="http://schemas.microsoft.com/office/word/2012/wordml" xmlns:w16cex="http://schemas.microsoft.com/office/word/2018/wordml/cex" xmlns:w16cid="http://schemas.microsoft.com/office/word/2016/wordml/cid" xmlns:w16="http://schemas.microsoft.com/office/word/2018/wordml" xmlns:w16du="http://schemas.microsoft.com/office/word/2023/wordml/word16du" xmlns:w16sdtdh="http://schemas.microsoft.com/office/word/2020/wordml/sdtdatahash" xmlns:w16sdtfl="http://schemas.microsoft.com/office/word/2024/wordml/sdtformatlock" xmlns:w16se="http://schemas.microsoft.com/office/word/2015/wordml/symex" xmlns:wpg="http://schemas.microsoft.com/office/word/2010/wordprocessingGroup" xmlns:wpi="http://schemas.microsoft.com/office/word/2010/wordprocessingInk" xmlns:wne="http://schemas.microsoft.com/office/word/2006/wordml" xmlns:wps="http://schemas.microsoft.com/office/word/2010/wordprocessingShape" mc:Ignorable="w14 w15 w16se w16cid w16 w16cex w16sdtdh w16sdtfl w16du wp14">
   <w:abstractNum w:abstractNumId="0" w15:restartNumberingAfterBreak="0">
+    <w:nsid w:val="0C3E5043"/>
+    <w:multiLevelType w:val="hybridMultilevel"/>
+    <w:tmpl w:val="83724E56"/>
+    <w:lvl w:ilvl="0" w:tplc="040C000F">
+      <w:start w:val="1"/>
+      <w:numFmt w:val="decimal"/>
+      <w:lvlText w:val="%1."/>
+      <w:lvlJc w:val="left"/>
+      <w:pPr>
+        <w:ind w:left="720" w:hanging="360"/>
+      </w:pPr>
+      <w:rPr>
+        <w:rFonts w:hint="default"/>
+      </w:rPr>
+    </w:lvl>
+    <w:lvl w:ilvl="1" w:tplc="040C0019" w:tentative="1">
+      <w:start w:val="1"/>
+      <w:numFmt w:val="lowerLetter"/>
+      <w:lvlText w:val="%2."/>
+      <w:lvlJc w:val="left"/>
+      <w:pPr>
+        <w:ind w:left="1440" w:hanging="360"/>
+      </w:pPr>
+    </w:lvl>
+    <w:lvl w:ilvl="2" w:tplc="040C001B" w:tentative="1">
+      <w:start w:val="1"/>
+      <w:numFmt w:val="lowerRoman"/>
+      <w:lvlText w:val="%3."/>
+      <w:lvlJc w:val="right"/>
+      <w:pPr>
+        <w:ind w:left="2160" w:hanging="180"/>
+      </w:pPr>
+    </w:lvl>
+    <w:lvl w:ilvl="3" w:tplc="040C000F" w:tentative="1">
+      <w:start w:val="1"/>
+      <w:numFmt w:val="decimal"/>
+      <w:lvlText w:val="%4."/>
+      <w:lvlJc w:val="left"/>
+      <w:pPr>
+        <w:ind w:left="2880" w:hanging="360"/>
+      </w:pPr>
+    </w:lvl>
+    <w:lvl w:ilvl="4" w:tplc="040C0019" w:tentative="1">
+      <w:start w:val="1"/>
+      <w:numFmt w:val="lowerLetter"/>
+      <w:lvlText w:val="%5."/>
+      <w:lvlJc w:val="left"/>
+      <w:pPr>
+        <w:ind w:left="3600" w:hanging="360"/>
+      </w:pPr>
+    </w:lvl>
+    <w:lvl w:ilvl="5" w:tplc="040C001B" w:tentative="1">
+      <w:start w:val="1"/>
+      <w:numFmt w:val="lowerRoman"/>
+      <w:lvlText w:val="%6."/>
+      <w:lvlJc w:val="right"/>
+      <w:pPr>
+        <w:ind w:left="4320" w:hanging="180"/>
+      </w:pPr>
+    </w:lvl>
+    <w:lvl w:ilvl="6" w:tplc="040C000F" w:tentative="1">
+      <w:start w:val="1"/>
+      <w:numFmt w:val="decimal"/>
+      <w:lvlText w:val="%7."/>
+      <w:lvlJc w:val="left"/>
+      <w:pPr>
+        <w:ind w:left="5040" w:hanging="360"/>
+      </w:pPr>
+    </w:lvl>
+    <w:lvl w:ilvl="7" w:tplc="040C0019" w:tentative="1">
+      <w:start w:val="1"/>
+      <w:numFmt w:val="lowerLetter"/>
+      <w:lvlText w:val="%8."/>
+      <w:lvlJc w:val="left"/>
+      <w:pPr>
+        <w:ind w:left="5760" w:hanging="360"/>
+      </w:pPr>
+    </w:lvl>
+    <w:lvl w:ilvl="8" w:tplc="040C001B" w:tentative="1">
+      <w:start w:val="1"/>
+      <w:numFmt w:val="lowerRoman"/>
+      <w:lvlText w:val="%9."/>
+      <w:lvlJc w:val="right"/>
+      <w:pPr>
+        <w:ind w:left="6480" w:hanging="180"/>
+      </w:pPr>
+    </w:lvl>
+  </w:abstractNum>
+  <w:abstractNum w:abstractNumId="1" w15:restartNumberingAfterBreak="0">
     <w:nsid w:val="5D305412"/>
     <w:multiLevelType w:val="hybridMultilevel"/>
     <w:tmpl w:val="B600C396"/>
@@ -186,7 +314,7 @@
       </w:pPr>
     </w:lvl>
   </w:abstractNum>
-  <w:abstractNum w:abstractNumId="1" w15:restartNumberingAfterBreak="0">
+  <w:abstractNum w:abstractNumId="2" w15:restartNumberingAfterBreak="0">
     <w:nsid w:val="74595896"/>
     <w:multiLevelType w:val="hybridMultilevel"/>
     <w:tmpl w:val="B600C396"/>
@@ -276,10 +404,13 @@
     </w:lvl>
   </w:abstractNum>
   <w:num w:numId="1" w16cid:durableId="1667900263">
-    <w:abstractNumId w:val="0"/>
+    <w:abstractNumId w:val="1"/>
   </w:num>
   <w:num w:numId="2" w16cid:durableId="1286885872">
-    <w:abstractNumId w:val="1"/>
+    <w:abstractNumId w:val="2"/>
+  </w:num>
+  <w:num w:numId="3" w16cid:durableId="1044255015">
+    <w:abstractNumId w:val="0"/>
   </w:num>
 </w:numbering>
 </file>
@@ -684,6 +815,7 @@
   <w:style w:type="paragraph" w:default="1" w:styleId="Normal">
     <w:name w:val="Normal"/>
     <w:qFormat/>
+    <w:rsid w:val="00050A80"/>
   </w:style>
   <w:style w:type="paragraph" w:styleId="Titre1">
     <w:name w:val="heading 1"/>
